--- a/documentacion/FD03-EPIS-Informe Especificación Requerimientos.docx
+++ b/documentacion/FD03-EPIS-Informe Especificación Requerimientos.docx
@@ -277,27 +277,7 @@
           <w:sz w:val="32"/>
           <w:szCs w:val="32"/>
         </w:rPr>
-        <w:t xml:space="preserve">Dashboard de análisis electoral y evaluación de planes de gobierno </w:t>
-      </w:r>
-      <w:r>
-        <w:rPr>
-          <w:rFonts w:ascii="Times New Roman" w:eastAsia="Arial" w:hAnsi="Times New Roman" w:cs="Times New Roman"/>
-          <w:b/>
-          <w:bCs/>
-          <w:sz w:val="32"/>
-          <w:szCs w:val="32"/>
-        </w:rPr>
-        <w:t xml:space="preserve">- </w:t>
-      </w:r>
-      <w:r>
-        <w:rPr>
-          <w:rFonts w:ascii="Times New Roman" w:eastAsia="Arial" w:hAnsi="Times New Roman" w:cs="Times New Roman"/>
-          <w:b/>
-          <w:bCs/>
-          <w:sz w:val="32"/>
-          <w:szCs w:val="32"/>
-        </w:rPr>
-        <w:t>Perú 202</w:t>
+        <w:t>Dashboard de análisis electoral Perú 202</w:t>
       </w:r>
       <w:r>
         <w:rPr>
@@ -888,7 +868,6 @@
                 <w:sz w:val="14"/>
                 <w:szCs w:val="24"/>
               </w:rPr>
-              <w:lastRenderedPageBreak/>
               <w:t>CONTROL DE VERSIONES</w:t>
             </w:r>
           </w:p>
@@ -920,6 +899,7 @@
                 <w:sz w:val="14"/>
                 <w:szCs w:val="24"/>
               </w:rPr>
+              <w:lastRenderedPageBreak/>
               <w:t>Versión</w:t>
             </w:r>
           </w:p>
@@ -5788,37 +5768,37 @@
           <w:b w:val="0"/>
           <w:bCs/>
         </w:rPr>
-        <w:t xml:space="preserve">El presente documento describe de manera detallada los requerimientos del sistema denominado Dashboard de análisis electoral y evaluación de planes de gobierno - Perú </w:t>
+        <w:t xml:space="preserve">El presente documento describe de manera detallada los requerimientos del sistema denominado </w:t>
       </w:r>
-      <w:proofErr w:type="gramStart"/>
+      <w:proofErr w:type="spellStart"/>
       <w:r>
         <w:rPr>
           <w:b w:val="0"/>
           <w:bCs/>
         </w:rPr>
-        <w:t>202</w:t>
+        <w:t>Dashboard</w:t>
+      </w:r>
+      <w:proofErr w:type="spellEnd"/>
+      <w:r>
+        <w:rPr>
+          <w:b w:val="0"/>
+          <w:bCs/>
+        </w:rPr>
+        <w:t xml:space="preserve"> de </w:t>
       </w:r>
       <w:r>
         <w:rPr>
           <w:b w:val="0"/>
           <w:bCs/>
         </w:rPr>
-        <w:t xml:space="preserve">6 </w:t>
+        <w:t>análisis de su perfil socioeconómico, legal y de campaña</w:t>
       </w:r>
       <w:r>
         <w:rPr>
           <w:b w:val="0"/>
           <w:bCs/>
         </w:rPr>
-        <w:t>.</w:t>
-      </w:r>
-      <w:proofErr w:type="gramEnd"/>
-      <w:r>
-        <w:rPr>
-          <w:b w:val="0"/>
-          <w:bCs/>
-        </w:rPr>
-        <w:t xml:space="preserve"> El objetivo del sistema es facilitar el análisis de información electoral mediante herramientas de inteligencia de negocios, específicamente a través de </w:t>
+        <w:t xml:space="preserve">. El objetivo del sistema es facilitar el análisis de información electoral mediante herramientas de inteligencia de negocios, específicamente a través de </w:t>
       </w:r>
       <w:proofErr w:type="spellStart"/>
       <w:r>
@@ -6213,7 +6193,7 @@
           <w:b w:val="0"/>
           <w:bCs/>
         </w:rPr>
-        <w:t>Durante las Elecciones Generales del Perú 2021, los planes de gobierno presentados por los candidatos fueron documentos extensos y técnicos, lo que limitó su comprensión y análisis por parte de los usuarios. Asimismo, los resultados electorales se presentan de manera separada, sin integrarse con el análisis de propuestas o indicadores que permitan evaluar su impacto y viabilidad.</w:t>
+        <w:t>En el contexto de las Elecciones Generales del Perú 2026, los datos sobre ingresos, patrimonio, antecedentes legales y actividad de campaña de los candidatos están disponibles de forma fragmentada en la ONPE y el JNE, lo que impide una evaluación comparativa directa entre candidatos.</w:t>
       </w:r>
       <w:bookmarkEnd w:id="18"/>
     </w:p>
@@ -6322,7 +6302,21 @@
           <w:b w:val="0"/>
           <w:bCs/>
         </w:rPr>
-        <w:t>Desarrollar un sistema de dashboard interactivo que permita analizar información electoral y evaluar planes de gobierno, facilitando la visualización de datos, la comparación de candidatos y la toma de decisiones informadas.</w:t>
+        <w:t xml:space="preserve">Desarrollar un sistema de dashboard interactivo que permita analizar información electoral y </w:t>
+      </w:r>
+      <w:r>
+        <w:rPr>
+          <w:b w:val="0"/>
+          <w:bCs/>
+        </w:rPr>
+        <w:t>analizar el perfil socioeconómico, legal y de campaña de los candidatos presidenciales</w:t>
+      </w:r>
+      <w:r>
+        <w:rPr>
+          <w:b w:val="0"/>
+          <w:bCs/>
+        </w:rPr>
+        <w:t>, facilitando la visualización de datos, la comparación de candidatos y la toma de decisiones informadas.</w:t>
       </w:r>
       <w:bookmarkEnd w:id="23"/>
     </w:p>
@@ -6353,15 +6347,14 @@
           <w:bCs/>
         </w:rPr>
       </w:pPr>
-      <w:bookmarkStart w:id="25" w:name="_Toc228301645"/>
+      <w:bookmarkStart w:id="25" w:name="_Toc228301650"/>
       <w:r>
         <w:rPr>
           <w:b w:val="0"/>
           <w:bCs/>
         </w:rPr>
-        <w:t>Centralizar la información electoral proveniente de diversas fuentes en un solo sistema.</w:t>
+        <w:t>Centralizar la información de candidatos proveniente de fuentes oficiales (ONPE, JNE) en un solo sistema</w:t>
       </w:r>
-      <w:bookmarkEnd w:id="25"/>
     </w:p>
     <w:p>
       <w:pPr>
@@ -6375,15 +6368,13 @@
           <w:bCs/>
         </w:rPr>
       </w:pPr>
-      <w:bookmarkStart w:id="26" w:name="_Toc228301646"/>
       <w:r>
         <w:rPr>
           <w:b w:val="0"/>
           <w:bCs/>
         </w:rPr>
-        <w:t>Facilitar la visualización de resultados electorales mediante gráficos e indicadores.</w:t>
+        <w:t>Facilitar la visualización del perfil socioeconómico de cada candidato mediante gráficos e indicadores</w:t>
       </w:r>
-      <w:bookmarkEnd w:id="26"/>
     </w:p>
     <w:p>
       <w:pPr>
@@ -6397,15 +6388,13 @@
           <w:bCs/>
         </w:rPr>
       </w:pPr>
-      <w:bookmarkStart w:id="27" w:name="_Toc228301647"/>
       <w:r>
         <w:rPr>
           <w:b w:val="0"/>
           <w:bCs/>
         </w:rPr>
-        <w:t>Permitir la comparación de candidatos presidenciales y sus propuestas de gobierno.</w:t>
+        <w:t>Permitir la comparación de candidatos según ingresos, patrimonio y nivel de riesgo legal</w:t>
       </w:r>
-      <w:bookmarkEnd w:id="27"/>
     </w:p>
     <w:p>
       <w:pPr>
@@ -6419,15 +6408,13 @@
           <w:bCs/>
         </w:rPr>
       </w:pPr>
-      <w:bookmarkStart w:id="28" w:name="_Toc228301648"/>
       <w:r>
         <w:rPr>
           <w:b w:val="0"/>
           <w:bCs/>
         </w:rPr>
-        <w:t>Analizar las propuestas según sectores como educación, salud, economía y seguridad.</w:t>
+        <w:t>Clasificar a los candidatos según su nivel de riesgo legal y penal</w:t>
       </w:r>
-      <w:bookmarkEnd w:id="28"/>
     </w:p>
     <w:p>
       <w:pPr>
@@ -6441,15 +6428,29 @@
           <w:bCs/>
         </w:rPr>
       </w:pPr>
-      <w:bookmarkStart w:id="29" w:name="_Toc228301649"/>
       <w:r>
         <w:rPr>
           <w:b w:val="0"/>
           <w:bCs/>
         </w:rPr>
-        <w:t>Evaluar la viabilidad de las propuestas mediante indicadores como impacto y costo estimado.</w:t>
+        <w:t xml:space="preserve">Evaluar la presencia digital de los candidatos en </w:t>
       </w:r>
-      <w:bookmarkEnd w:id="29"/>
+      <w:proofErr w:type="spellStart"/>
+      <w:r>
+        <w:rPr>
+          <w:b w:val="0"/>
+          <w:bCs/>
+        </w:rPr>
+        <w:t>TikTok</w:t>
+      </w:r>
+      <w:proofErr w:type="spellEnd"/>
+      <w:r>
+        <w:rPr>
+          <w:b w:val="0"/>
+          <w:bCs/>
+        </w:rPr>
+        <w:t xml:space="preserve"> y su cobertura de campaña</w:t>
+      </w:r>
     </w:p>
     <w:p>
       <w:pPr>
@@ -6463,15 +6464,21 @@
           <w:bCs/>
         </w:rPr>
       </w:pPr>
-      <w:bookmarkStart w:id="30" w:name="_Toc228301650"/>
       <w:r>
         <w:rPr>
           <w:b w:val="0"/>
           <w:bCs/>
         </w:rPr>
-        <w:t>Proporcionar una herramienta accesible para estudiantes, ciudadanos y analistas.</w:t>
+        <w:t xml:space="preserve">Proporcionar una herramienta accesible para estudiantes, ciudadanos y </w:t>
       </w:r>
-      <w:bookmarkEnd w:id="30"/>
+      <w:bookmarkEnd w:id="25"/>
+      <w:r>
+        <w:rPr>
+          <w:b w:val="0"/>
+          <w:bCs/>
+        </w:rPr>
+        <w:t>analistas.</w:t>
+      </w:r>
     </w:p>
     <w:p/>
     <w:p>
@@ -6482,12 +6489,12 @@
           <w:numId w:val="1"/>
         </w:numPr>
       </w:pPr>
-      <w:bookmarkStart w:id="31" w:name="_Toc228301651"/>
+      <w:bookmarkStart w:id="26" w:name="_Toc228301651"/>
       <w:r>
         <w:lastRenderedPageBreak/>
         <w:t>Objetivo de diseño</w:t>
       </w:r>
-      <w:bookmarkEnd w:id="31"/>
+      <w:bookmarkEnd w:id="26"/>
       <w:r>
         <w:t xml:space="preserve"> </w:t>
       </w:r>
@@ -6501,7 +6508,7 @@
           <w:bCs/>
         </w:rPr>
       </w:pPr>
-      <w:bookmarkStart w:id="32" w:name="_Toc228301652"/>
+      <w:bookmarkStart w:id="27" w:name="_Toc228301652"/>
       <w:r>
         <w:rPr>
           <w:b w:val="0"/>
@@ -6525,7 +6532,7 @@
         </w:rPr>
         <w:t xml:space="preserve"> BI), que permita representar la información electoral mediante visualizaciones dinámicas, facilitando la exploración de datos, el análisis comparativo y la interpretación de resultados de manera intuitiva.</w:t>
       </w:r>
-      <w:bookmarkEnd w:id="32"/>
+      <w:bookmarkEnd w:id="27"/>
     </w:p>
     <w:p>
       <w:pPr>
@@ -6535,11 +6542,11 @@
           <w:numId w:val="1"/>
         </w:numPr>
       </w:pPr>
-      <w:bookmarkStart w:id="33" w:name="_Toc228301653"/>
+      <w:bookmarkStart w:id="28" w:name="_Toc228301653"/>
       <w:r>
         <w:t>Alcance de proyecto</w:t>
       </w:r>
-      <w:bookmarkEnd w:id="33"/>
+      <w:bookmarkEnd w:id="28"/>
     </w:p>
     <w:p>
       <w:pPr>
@@ -6550,7 +6557,7 @@
           <w:bCs/>
         </w:rPr>
       </w:pPr>
-      <w:bookmarkStart w:id="34" w:name="_Toc228301654"/>
+      <w:bookmarkStart w:id="29" w:name="_Toc228301654"/>
       <w:r>
         <w:rPr>
           <w:b w:val="0"/>
@@ -6572,7 +6579,7 @@
         </w:rPr>
         <w:t>.</w:t>
       </w:r>
-      <w:bookmarkEnd w:id="34"/>
+      <w:bookmarkEnd w:id="29"/>
     </w:p>
     <w:p>
       <w:pPr>
@@ -6583,7 +6590,7 @@
           <w:bCs/>
         </w:rPr>
       </w:pPr>
-      <w:bookmarkStart w:id="35" w:name="_Toc228301655"/>
+      <w:bookmarkStart w:id="30" w:name="_Toc228301655"/>
       <w:r>
         <w:rPr>
           <w:b w:val="0"/>
@@ -6591,7 +6598,7 @@
         </w:rPr>
         <w:t>El sistema incluirá:</w:t>
       </w:r>
-      <w:bookmarkEnd w:id="35"/>
+      <w:bookmarkEnd w:id="30"/>
     </w:p>
     <w:p>
       <w:pPr>
@@ -6605,15 +6612,14 @@
           <w:bCs/>
         </w:rPr>
       </w:pPr>
-      <w:bookmarkStart w:id="36" w:name="_Toc228301656"/>
+      <w:bookmarkStart w:id="31" w:name="_Toc228301660"/>
       <w:r>
         <w:rPr>
           <w:b w:val="0"/>
           <w:bCs/>
         </w:rPr>
-        <w:t>Visualización de resultados electorales</w:t>
+        <w:t>Visualización del perfil de candidatos presidenciales</w:t>
       </w:r>
-      <w:bookmarkEnd w:id="36"/>
     </w:p>
     <w:p>
       <w:pPr>
@@ -6627,15 +6633,13 @@
           <w:bCs/>
         </w:rPr>
       </w:pPr>
-      <w:bookmarkStart w:id="37" w:name="_Toc228301657"/>
       <w:r>
         <w:rPr>
           <w:b w:val="0"/>
           <w:bCs/>
         </w:rPr>
-        <w:t>Comparación de candidatos presidenciales</w:t>
+        <w:t>Análisis de ingresos y patrimonio declarados ante la ONPE</w:t>
       </w:r>
-      <w:bookmarkEnd w:id="37"/>
     </w:p>
     <w:p>
       <w:pPr>
@@ -6649,15 +6653,13 @@
           <w:bCs/>
         </w:rPr>
       </w:pPr>
-      <w:bookmarkStart w:id="38" w:name="_Toc228301658"/>
       <w:r>
         <w:rPr>
           <w:b w:val="0"/>
           <w:bCs/>
         </w:rPr>
-        <w:t>Clasificación de propuestas por sectores</w:t>
+        <w:t>Clasificación de nivel de riesgo legal y penal</w:t>
       </w:r>
-      <w:bookmarkEnd w:id="38"/>
     </w:p>
     <w:p>
       <w:pPr>
@@ -6671,15 +6673,29 @@
           <w:bCs/>
         </w:rPr>
       </w:pPr>
-      <w:bookmarkStart w:id="39" w:name="_Toc228301659"/>
       <w:r>
         <w:rPr>
           <w:b w:val="0"/>
           <w:bCs/>
         </w:rPr>
-        <w:t>Análisis de impacto y viabilidad</w:t>
+        <w:t xml:space="preserve">Evaluación de presencia en </w:t>
       </w:r>
-      <w:bookmarkEnd w:id="39"/>
+      <w:proofErr w:type="spellStart"/>
+      <w:r>
+        <w:rPr>
+          <w:b w:val="0"/>
+          <w:bCs/>
+        </w:rPr>
+        <w:t>TikTok</w:t>
+      </w:r>
+      <w:proofErr w:type="spellEnd"/>
+      <w:r>
+        <w:rPr>
+          <w:b w:val="0"/>
+          <w:bCs/>
+        </w:rPr>
+        <w:t xml:space="preserve"> y visitas de campaña</w:t>
+      </w:r>
     </w:p>
     <w:p>
       <w:pPr>
@@ -6693,15 +6709,21 @@
           <w:bCs/>
         </w:rPr>
       </w:pPr>
-      <w:bookmarkStart w:id="40" w:name="_Toc228301660"/>
       <w:r>
         <w:rPr>
           <w:b w:val="0"/>
           <w:bCs/>
         </w:rPr>
-        <w:t>Uso de gráficos interactivos y filtros dinámicos</w:t>
+        <w:t>Comparación entre candidatos mediante gráficos interactivos y filtros dinámicos</w:t>
       </w:r>
-      <w:bookmarkEnd w:id="40"/>
+      <w:bookmarkEnd w:id="31"/>
+      <w:r>
+        <w:rPr>
+          <w:b w:val="0"/>
+          <w:bCs/>
+        </w:rPr>
+        <w:t>.</w:t>
+      </w:r>
     </w:p>
     <w:p>
       <w:pPr>
@@ -6712,7 +6734,7 @@
           <w:bCs/>
         </w:rPr>
       </w:pPr>
-      <w:bookmarkStart w:id="41" w:name="_Toc228301661"/>
+      <w:bookmarkStart w:id="32" w:name="_Toc228301661"/>
       <w:r>
         <w:rPr>
           <w:b w:val="0"/>
@@ -6720,7 +6742,7 @@
         </w:rPr>
         <w:t>El sistema será implementado en un entorno web y estará orientado a fines académicos, por lo que no contempla integración en tiempo real con sistemas oficiales ni el manejo de datos sensibles.</w:t>
       </w:r>
-      <w:bookmarkEnd w:id="41"/>
+      <w:bookmarkEnd w:id="32"/>
     </w:p>
     <w:p/>
     <w:p>
@@ -6731,11 +6753,11 @@
           <w:numId w:val="1"/>
         </w:numPr>
       </w:pPr>
-      <w:bookmarkStart w:id="42" w:name="_Toc228301662"/>
+      <w:bookmarkStart w:id="33" w:name="_Toc228301662"/>
       <w:r>
         <w:t>Viabilidad del sistema</w:t>
       </w:r>
-      <w:bookmarkEnd w:id="42"/>
+      <w:bookmarkEnd w:id="33"/>
     </w:p>
     <w:p>
       <w:pPr>
@@ -6746,7 +6768,7 @@
           <w:bCs/>
         </w:rPr>
       </w:pPr>
-      <w:bookmarkStart w:id="43" w:name="_Toc228301663"/>
+      <w:bookmarkStart w:id="34" w:name="_Toc228301663"/>
       <w:r>
         <w:rPr>
           <w:b w:val="0"/>
@@ -6782,7 +6804,7 @@
         </w:rPr>
         <w:t xml:space="preserve"> es viable desde diferentes perspectivas, las cuales han sido analizadas en el estudio de factibilidad.</w:t>
       </w:r>
-      <w:bookmarkEnd w:id="43"/>
+      <w:bookmarkEnd w:id="34"/>
     </w:p>
     <w:p>
       <w:pPr>
@@ -6792,11 +6814,11 @@
           <w:numId w:val="1"/>
         </w:numPr>
       </w:pPr>
-      <w:bookmarkStart w:id="44" w:name="_Toc228301664"/>
+      <w:bookmarkStart w:id="35" w:name="_Toc228301664"/>
       <w:r>
         <w:t>Viabilidad Técnica</w:t>
       </w:r>
-      <w:bookmarkEnd w:id="44"/>
+      <w:bookmarkEnd w:id="35"/>
     </w:p>
     <w:p>
       <w:pPr>
@@ -6807,7 +6829,7 @@
           <w:bCs/>
         </w:rPr>
       </w:pPr>
-      <w:bookmarkStart w:id="45" w:name="_Toc228301665"/>
+      <w:bookmarkStart w:id="36" w:name="_Toc228301665"/>
       <w:r>
         <w:rPr>
           <w:b w:val="0"/>
@@ -6847,7 +6869,7 @@
         </w:rPr>
         <w:t xml:space="preserve"> interactivos de manera eficiente.</w:t>
       </w:r>
-      <w:bookmarkEnd w:id="45"/>
+      <w:bookmarkEnd w:id="36"/>
     </w:p>
     <w:p/>
     <w:p>
@@ -6865,7 +6887,7 @@
         <w:pStyle w:val="Ttulo3"/>
         <w:ind w:left="2832"/>
       </w:pPr>
-      <w:bookmarkStart w:id="46" w:name="_Toc228301666"/>
+      <w:bookmarkStart w:id="37" w:name="_Toc228301666"/>
       <w:r>
         <w:rPr>
           <w:b w:val="0"/>
@@ -6876,7 +6898,7 @@
       <w:r>
         <w:t>.</w:t>
       </w:r>
-      <w:bookmarkEnd w:id="46"/>
+      <w:bookmarkEnd w:id="37"/>
     </w:p>
     <w:p/>
     <w:p>
@@ -6887,11 +6909,11 @@
           <w:numId w:val="1"/>
         </w:numPr>
       </w:pPr>
-      <w:bookmarkStart w:id="47" w:name="_Toc228301667"/>
+      <w:bookmarkStart w:id="38" w:name="_Toc228301667"/>
       <w:r>
         <w:t>Viabilidad Económica</w:t>
       </w:r>
-      <w:bookmarkEnd w:id="47"/>
+      <w:bookmarkEnd w:id="38"/>
     </w:p>
     <w:p>
       <w:pPr>
@@ -6902,7 +6924,7 @@
           <w:bCs/>
         </w:rPr>
       </w:pPr>
-      <w:bookmarkStart w:id="48" w:name="_Toc228301668"/>
+      <w:bookmarkStart w:id="39" w:name="_Toc228301668"/>
       <w:r>
         <w:rPr>
           <w:b w:val="0"/>
@@ -6910,7 +6932,7 @@
         </w:rPr>
         <w:t>Desde el punto de vista económico, el proyecto es viable, ya que presenta resultados favorables según el análisis financiero realizado.</w:t>
       </w:r>
-      <w:bookmarkEnd w:id="48"/>
+      <w:bookmarkEnd w:id="39"/>
     </w:p>
     <w:p>
       <w:pPr>
@@ -6924,7 +6946,7 @@
           <w:bCs/>
         </w:rPr>
       </w:pPr>
-      <w:bookmarkStart w:id="49" w:name="_Toc228301669"/>
+      <w:bookmarkStart w:id="40" w:name="_Toc228301669"/>
       <w:r>
         <w:rPr>
           <w:b w:val="0"/>
@@ -6932,7 +6954,7 @@
         </w:rPr>
         <w:t>Costo total del proyecto: S/ 8,275.70</w:t>
       </w:r>
-      <w:bookmarkEnd w:id="49"/>
+      <w:bookmarkEnd w:id="40"/>
     </w:p>
     <w:p>
       <w:pPr>
@@ -6946,7 +6968,7 @@
           <w:bCs/>
         </w:rPr>
       </w:pPr>
-      <w:bookmarkStart w:id="50" w:name="_Toc228301670"/>
+      <w:bookmarkStart w:id="41" w:name="_Toc228301670"/>
       <w:r>
         <w:rPr>
           <w:b w:val="0"/>
@@ -6954,7 +6976,7 @@
         </w:rPr>
         <w:t>Relación Beneficio/Costo (B/C): 1.33</w:t>
       </w:r>
-      <w:bookmarkEnd w:id="50"/>
+      <w:bookmarkEnd w:id="41"/>
     </w:p>
     <w:p>
       <w:pPr>
@@ -6968,7 +6990,7 @@
           <w:bCs/>
         </w:rPr>
       </w:pPr>
-      <w:bookmarkStart w:id="51" w:name="_Toc228301671"/>
+      <w:bookmarkStart w:id="42" w:name="_Toc228301671"/>
       <w:r>
         <w:rPr>
           <w:b w:val="0"/>
@@ -6976,7 +6998,7 @@
         </w:rPr>
         <w:t>Valor Actual Neto (VAN): S/ 2,242.94</w:t>
       </w:r>
-      <w:bookmarkEnd w:id="51"/>
+      <w:bookmarkEnd w:id="42"/>
     </w:p>
     <w:p>
       <w:pPr>
@@ -6990,7 +7012,7 @@
           <w:bCs/>
         </w:rPr>
       </w:pPr>
-      <w:bookmarkStart w:id="52" w:name="_Toc228301672"/>
+      <w:bookmarkStart w:id="43" w:name="_Toc228301672"/>
       <w:r>
         <w:rPr>
           <w:b w:val="0"/>
@@ -6998,7 +7020,7 @@
         </w:rPr>
         <w:t>Tasa Interna de Retorno (TIR): 4.6%</w:t>
       </w:r>
-      <w:bookmarkEnd w:id="52"/>
+      <w:bookmarkEnd w:id="43"/>
     </w:p>
     <w:p>
       <w:pPr>
@@ -7009,7 +7031,7 @@
           <w:bCs/>
         </w:rPr>
       </w:pPr>
-      <w:bookmarkStart w:id="53" w:name="_Toc228301673"/>
+      <w:bookmarkStart w:id="44" w:name="_Toc228301673"/>
       <w:r>
         <w:rPr>
           <w:b w:val="0"/>
@@ -7017,7 +7039,7 @@
         </w:rPr>
         <w:t>La relación B/C mayor a 1 indica que los beneficios superan los costos. Asimismo, el VAN positivo demuestra que el proyecto genera valor económico después de recuperar la inversión inicial.</w:t>
       </w:r>
-      <w:bookmarkEnd w:id="53"/>
+      <w:bookmarkEnd w:id="44"/>
     </w:p>
     <w:p>
       <w:pPr>
@@ -7028,7 +7050,7 @@
           <w:bCs/>
         </w:rPr>
       </w:pPr>
-      <w:bookmarkStart w:id="54" w:name="_Toc228301674"/>
+      <w:bookmarkStart w:id="45" w:name="_Toc228301674"/>
       <w:r>
         <w:rPr>
           <w:b w:val="0"/>
@@ -7036,7 +7058,7 @@
         </w:rPr>
         <w:t>Aunque la TIR es menor a la tasa de descuento (8%), el proyecto se considera viable debido a su enfoque académico y a los beneficios indirectos que genera, como la optimización del tiempo de análisis y el acceso a información organizada.</w:t>
       </w:r>
-      <w:bookmarkEnd w:id="54"/>
+      <w:bookmarkEnd w:id="45"/>
     </w:p>
     <w:p/>
     <w:p>
@@ -7052,11 +7074,11 @@
           <w:numId w:val="1"/>
         </w:numPr>
       </w:pPr>
-      <w:bookmarkStart w:id="55" w:name="_Toc228301675"/>
+      <w:bookmarkStart w:id="46" w:name="_Toc228301675"/>
       <w:r>
         <w:t>Viabilidad Operativa</w:t>
       </w:r>
-      <w:bookmarkEnd w:id="55"/>
+      <w:bookmarkEnd w:id="46"/>
     </w:p>
     <w:p>
       <w:pPr>
@@ -7072,7 +7094,7 @@
           <w:bCs/>
         </w:rPr>
       </w:pPr>
-      <w:bookmarkStart w:id="56" w:name="_Toc228301676"/>
+      <w:bookmarkStart w:id="47" w:name="_Toc228301676"/>
       <w:r>
         <w:rPr>
           <w:b w:val="0"/>
@@ -7080,7 +7102,7 @@
         </w:rPr>
         <w:t>El sistema es operativamente viable, ya que los usuarios objetivo (estudiantes, analistas y ciudadanos) cuentan con conocimientos básicos en el uso de herramientas digitales, lo que facilita su adopción.</w:t>
       </w:r>
-      <w:bookmarkEnd w:id="56"/>
+      <w:bookmarkEnd w:id="47"/>
     </w:p>
     <w:p>
       <w:pPr>
@@ -7091,7 +7113,7 @@
           <w:bCs/>
         </w:rPr>
       </w:pPr>
-      <w:bookmarkStart w:id="57" w:name="_Toc228301677"/>
+      <w:bookmarkStart w:id="48" w:name="_Toc228301677"/>
       <w:r>
         <w:rPr>
           <w:b w:val="0"/>
@@ -7099,7 +7121,7 @@
         </w:rPr>
         <w:t>El dashboard será diseñado con una interfaz intuitiva, permitiendo la interacción mediante gráficos, filtros y reportes dinámicos. Además, el sistema puede mantenerse y actualizarse fácilmente sin requerir recursos adicionales significativos, lo que garantiza su funcionamiento continuo.</w:t>
       </w:r>
-      <w:bookmarkEnd w:id="57"/>
+      <w:bookmarkEnd w:id="48"/>
     </w:p>
     <w:p>
       <w:pPr>
@@ -7114,11 +7136,11 @@
           <w:numId w:val="1"/>
         </w:numPr>
       </w:pPr>
-      <w:bookmarkStart w:id="58" w:name="_Toc228301678"/>
+      <w:bookmarkStart w:id="49" w:name="_Toc228301678"/>
       <w:r>
         <w:t>Viabilidad Legal</w:t>
       </w:r>
-      <w:bookmarkEnd w:id="58"/>
+      <w:bookmarkEnd w:id="49"/>
     </w:p>
     <w:p>
       <w:pPr>
@@ -7129,7 +7151,7 @@
           <w:bCs/>
         </w:rPr>
       </w:pPr>
-      <w:bookmarkStart w:id="59" w:name="_Toc228301679"/>
+      <w:bookmarkStart w:id="50" w:name="_Toc228301679"/>
       <w:r>
         <w:rPr>
           <w:b w:val="0"/>
@@ -7137,7 +7159,7 @@
         </w:rPr>
         <w:t>El proyecto es legalmente viable, ya que se basa en el uso de información pública proveniente de fuentes oficiales, como datos electorales y planes de gobierno.</w:t>
       </w:r>
-      <w:bookmarkEnd w:id="59"/>
+      <w:bookmarkEnd w:id="50"/>
     </w:p>
     <w:p>
       <w:pPr>
@@ -7148,7 +7170,7 @@
           <w:bCs/>
         </w:rPr>
       </w:pPr>
-      <w:bookmarkStart w:id="60" w:name="_Toc228301680"/>
+      <w:bookmarkStart w:id="51" w:name="_Toc228301680"/>
       <w:r>
         <w:rPr>
           <w:b w:val="0"/>
@@ -7192,7 +7214,7 @@
         </w:rPr>
         <w:t xml:space="preserve"> 29733 – Ley de Protección de Datos Personales, que regula el uso adecuado de la información.</w:t>
       </w:r>
-      <w:bookmarkEnd w:id="60"/>
+      <w:bookmarkEnd w:id="51"/>
     </w:p>
     <w:p>
       <w:pPr>
@@ -7213,7 +7235,7 @@
           <w:bCs/>
         </w:rPr>
       </w:pPr>
-      <w:bookmarkStart w:id="61" w:name="_Toc228301681"/>
+      <w:bookmarkStart w:id="52" w:name="_Toc228301681"/>
       <w:r>
         <w:rPr>
           <w:b w:val="0"/>
@@ -7237,7 +7259,7 @@
         </w:rPr>
         <w:t xml:space="preserve"> BI, Python y otras tecnologías de uso académico.</w:t>
       </w:r>
-      <w:bookmarkEnd w:id="61"/>
+      <w:bookmarkEnd w:id="52"/>
     </w:p>
     <w:p>
       <w:pPr>
@@ -7258,12 +7280,12 @@
           <w:numId w:val="1"/>
         </w:numPr>
       </w:pPr>
-      <w:bookmarkStart w:id="62" w:name="_Toc228301682"/>
+      <w:bookmarkStart w:id="53" w:name="_Toc228301682"/>
       <w:r>
         <w:lastRenderedPageBreak/>
         <w:t>Viabilidad Social</w:t>
       </w:r>
-      <w:bookmarkEnd w:id="62"/>
+      <w:bookmarkEnd w:id="53"/>
     </w:p>
     <w:p>
       <w:pPr>
@@ -7274,7 +7296,7 @@
           <w:bCs/>
         </w:rPr>
       </w:pPr>
-      <w:bookmarkStart w:id="63" w:name="_Toc228301683"/>
+      <w:bookmarkStart w:id="54" w:name="_Toc228301683"/>
       <w:r>
         <w:rPr>
           <w:b w:val="0"/>
@@ -7282,7 +7304,7 @@
         </w:rPr>
         <w:t>El sistema presenta una alta viabilidad social, ya que contribuye a mejorar el acceso a la información electoral, facilitando su comprensión mediante visualizaciones claras y organizadas.</w:t>
       </w:r>
-      <w:bookmarkEnd w:id="63"/>
+      <w:bookmarkEnd w:id="54"/>
     </w:p>
     <w:p>
       <w:pPr>
@@ -7293,7 +7315,7 @@
           <w:bCs/>
         </w:rPr>
       </w:pPr>
-      <w:bookmarkStart w:id="64" w:name="_Toc228301684"/>
+      <w:bookmarkStart w:id="55" w:name="_Toc228301684"/>
       <w:r>
         <w:rPr>
           <w:b w:val="0"/>
@@ -7301,7 +7323,7 @@
         </w:rPr>
         <w:t>Esto permite a los usuarios tomar decisiones más informadas, promoviendo la transparencia y fortaleciendo la participación ciudadana. Asimismo, el proyecto tiene un impacto positivo en el ámbito educativo, al servir como herramienta de aprendizaje en análisis de datos.</w:t>
       </w:r>
-      <w:bookmarkEnd w:id="64"/>
+      <w:bookmarkEnd w:id="55"/>
     </w:p>
     <w:p>
       <w:pPr>
@@ -7316,11 +7338,11 @@
           <w:numId w:val="1"/>
         </w:numPr>
       </w:pPr>
-      <w:bookmarkStart w:id="65" w:name="_Toc228301685"/>
+      <w:bookmarkStart w:id="56" w:name="_Toc228301685"/>
       <w:r>
         <w:t>Viabilidad Ambiental</w:t>
       </w:r>
-      <w:bookmarkEnd w:id="65"/>
+      <w:bookmarkEnd w:id="56"/>
     </w:p>
     <w:p>
       <w:pPr>
@@ -7331,7 +7353,7 @@
           <w:bCs/>
         </w:rPr>
       </w:pPr>
-      <w:bookmarkStart w:id="66" w:name="_Toc228301686"/>
+      <w:bookmarkStart w:id="57" w:name="_Toc228301686"/>
       <w:r>
         <w:rPr>
           <w:b w:val="0"/>
@@ -7339,7 +7361,7 @@
         </w:rPr>
         <w:t>El proyecto es ambientalmente viable, ya que se basa en el uso de herramientas digitales, reduciendo el consumo de papel y otros recursos físicos.</w:t>
       </w:r>
-      <w:bookmarkEnd w:id="66"/>
+      <w:bookmarkEnd w:id="57"/>
     </w:p>
     <w:p>
       <w:pPr>
@@ -7350,7 +7372,7 @@
           <w:bCs/>
         </w:rPr>
       </w:pPr>
-      <w:bookmarkStart w:id="67" w:name="_Toc228301687"/>
+      <w:bookmarkStart w:id="58" w:name="_Toc228301687"/>
       <w:r>
         <w:rPr>
           <w:b w:val="0"/>
@@ -7358,7 +7380,7 @@
         </w:rPr>
         <w:t>Además, al utilizar infraestructura tecnológica existente y servicios en la nube, se minimiza el impacto ambiental, promoviendo el uso eficiente de los recursos y contribuyendo a prácticas sostenibles.</w:t>
       </w:r>
-      <w:bookmarkEnd w:id="67"/>
+      <w:bookmarkEnd w:id="58"/>
     </w:p>
     <w:p/>
     <w:p>
@@ -7369,7 +7391,7 @@
           <w:numId w:val="1"/>
         </w:numPr>
       </w:pPr>
-      <w:bookmarkStart w:id="68" w:name="_Toc228301688"/>
+      <w:bookmarkStart w:id="59" w:name="_Toc228301688"/>
       <w:proofErr w:type="spellStart"/>
       <w:r>
         <w:t>Informacion</w:t>
@@ -7382,7 +7404,7 @@
       <w:r>
         <w:t>informacion</w:t>
       </w:r>
-      <w:bookmarkEnd w:id="68"/>
+      <w:bookmarkEnd w:id="59"/>
       <w:proofErr w:type="spellEnd"/>
       <w:r>
         <w:t xml:space="preserve"> </w:t>
@@ -7398,7 +7420,7 @@
           <w:bCs/>
         </w:rPr>
       </w:pPr>
-      <w:bookmarkStart w:id="69" w:name="_Toc228301689"/>
+      <w:bookmarkStart w:id="60" w:name="_Toc228301689"/>
       <w:r>
         <w:rPr>
           <w:b w:val="0"/>
@@ -7406,7 +7428,7 @@
         </w:rPr>
         <w:t>Durante el levantamiento de información se identificaron las siguientes necesidades:</w:t>
       </w:r>
-      <w:bookmarkEnd w:id="69"/>
+      <w:bookmarkEnd w:id="60"/>
     </w:p>
     <w:p>
       <w:pPr>
@@ -7420,7 +7442,7 @@
           <w:bCs/>
         </w:rPr>
       </w:pPr>
-      <w:bookmarkStart w:id="70" w:name="_Toc228301690"/>
+      <w:bookmarkStart w:id="61" w:name="_Toc228301690"/>
       <w:r>
         <w:rPr>
           <w:b w:val="0"/>
@@ -7428,7 +7450,7 @@
         </w:rPr>
         <w:t>Acceso a información electoral organizada y confiable</w:t>
       </w:r>
-      <w:bookmarkEnd w:id="70"/>
+      <w:bookmarkEnd w:id="61"/>
     </w:p>
     <w:p>
       <w:pPr>
@@ -7442,7 +7464,7 @@
           <w:bCs/>
         </w:rPr>
       </w:pPr>
-      <w:bookmarkStart w:id="71" w:name="_Toc228301691"/>
+      <w:bookmarkStart w:id="62" w:name="_Toc228301691"/>
       <w:r>
         <w:rPr>
           <w:b w:val="0"/>
@@ -7450,7 +7472,7 @@
         </w:rPr>
         <w:t>Dificultad para comparar planes de gobierno</w:t>
       </w:r>
-      <w:bookmarkEnd w:id="71"/>
+      <w:bookmarkEnd w:id="62"/>
     </w:p>
     <w:p>
       <w:pPr>
@@ -7464,7 +7486,7 @@
           <w:bCs/>
         </w:rPr>
       </w:pPr>
-      <w:bookmarkStart w:id="72" w:name="_Toc228301692"/>
+      <w:bookmarkStart w:id="63" w:name="_Toc228301692"/>
       <w:r>
         <w:rPr>
           <w:b w:val="0"/>
@@ -7472,7 +7494,7 @@
         </w:rPr>
         <w:t>Necesidad de visualizaciones claras y comprensibles</w:t>
       </w:r>
-      <w:bookmarkEnd w:id="72"/>
+      <w:bookmarkEnd w:id="63"/>
     </w:p>
     <w:p>
       <w:pPr>
@@ -7486,7 +7508,7 @@
           <w:bCs/>
         </w:rPr>
       </w:pPr>
-      <w:bookmarkStart w:id="73" w:name="_Toc228301693"/>
+      <w:bookmarkStart w:id="64" w:name="_Toc228301693"/>
       <w:r>
         <w:rPr>
           <w:b w:val="0"/>
@@ -7494,7 +7516,7 @@
         </w:rPr>
         <w:t>Uso de herramientas interactivas para análisis de datos</w:t>
       </w:r>
-      <w:bookmarkEnd w:id="73"/>
+      <w:bookmarkEnd w:id="64"/>
     </w:p>
     <w:p>
       <w:pPr>
@@ -7508,7 +7530,7 @@
           <w:bCs/>
         </w:rPr>
       </w:pPr>
-      <w:bookmarkStart w:id="74" w:name="_Toc228301694"/>
+      <w:bookmarkStart w:id="65" w:name="_Toc228301694"/>
       <w:r>
         <w:rPr>
           <w:b w:val="0"/>
@@ -7516,7 +7538,7 @@
         </w:rPr>
         <w:t>Acceso desde cualquier dispositivo con conexión a internet</w:t>
       </w:r>
-      <w:bookmarkEnd w:id="74"/>
+      <w:bookmarkEnd w:id="65"/>
     </w:p>
     <w:p/>
     <w:p>
@@ -7528,7 +7550,7 @@
           <w:bCs/>
         </w:rPr>
       </w:pPr>
-      <w:bookmarkStart w:id="75" w:name="_Toc228301695"/>
+      <w:bookmarkStart w:id="66" w:name="_Toc228301695"/>
       <w:r>
         <w:rPr>
           <w:b w:val="0"/>
@@ -7537,7 +7559,7 @@
         <w:lastRenderedPageBreak/>
         <w:t>Asimismo, se identificó que los usuarios requieren una plataforma que integre resultados electorales con el análisis de propuestas, permitiendo una mejor comprensión del contexto político y social.</w:t>
       </w:r>
-      <w:bookmarkEnd w:id="75"/>
+      <w:bookmarkEnd w:id="66"/>
     </w:p>
     <w:p>
       <w:pPr>
@@ -7547,11 +7569,11 @@
           <w:numId w:val="1"/>
         </w:numPr>
       </w:pPr>
-      <w:bookmarkStart w:id="76" w:name="_Toc228301696"/>
+      <w:bookmarkStart w:id="67" w:name="_Toc228301696"/>
       <w:r>
         <w:t>ANALISIS DE PROCESOS</w:t>
       </w:r>
-      <w:bookmarkEnd w:id="76"/>
+      <w:bookmarkEnd w:id="67"/>
       <w:r>
         <w:t xml:space="preserve"> </w:t>
       </w:r>
@@ -7564,7 +7586,7 @@
           <w:numId w:val="1"/>
         </w:numPr>
       </w:pPr>
-      <w:bookmarkStart w:id="77" w:name="_Toc228301697"/>
+      <w:bookmarkStart w:id="68" w:name="_Toc228301697"/>
       <w:r>
         <w:t xml:space="preserve">Diagrama del proceso actual </w:t>
       </w:r>
@@ -7574,7 +7596,7 @@
       <w:r>
         <w:t xml:space="preserve"> diagrama de actividades</w:t>
       </w:r>
-      <w:bookmarkEnd w:id="77"/>
+      <w:bookmarkEnd w:id="68"/>
       <w:r>
         <w:rPr>
           <w:noProof/>
@@ -8104,7 +8126,7 @@
     </w:p>
     <w:p/>
     <w:p/>
-    <w:bookmarkStart w:id="78" w:name="_Toc228301698"/>
+    <w:bookmarkStart w:id="69" w:name="_Toc228301698"/>
     <w:p>
       <w:pPr>
         <w:pStyle w:val="Ttulo2"/>
@@ -8254,7 +8276,7 @@
       <w:r>
         <w:t xml:space="preserve"> diagrama de actividades inicial</w:t>
       </w:r>
-      <w:bookmarkEnd w:id="78"/>
+      <w:bookmarkEnd w:id="69"/>
       <w:r>
         <w:t xml:space="preserve"> </w:t>
       </w:r>
@@ -8569,7 +8591,7 @@
           <w:bCs/>
         </w:rPr>
       </w:pPr>
-      <w:bookmarkStart w:id="79" w:name="_Toc228301700"/>
+      <w:bookmarkStart w:id="70" w:name="_Toc228301700"/>
       <w:r>
         <w:rPr>
           <w:b w:val="0"/>
@@ -8577,7 +8599,7 @@
         </w:rPr>
         <w:t>El proceso propuesto incorpora el uso de un dashboard interactivo que permite centralizar la información electoral y los planes de gobierno en un solo sistema. A través de herramientas de inteligencia de negocios, el usuario puede visualizar datos mediante gráficos dinámicos, aplicar filtros y comparar candidatos de manera rápida y eficiente. Esto reduce el tiempo de análisis, mejora la comprensión de la información y facilita la toma de decisiones informadas.</w:t>
       </w:r>
-      <w:bookmarkEnd w:id="79"/>
+      <w:bookmarkEnd w:id="70"/>
     </w:p>
     <w:p/>
     <w:p/>
@@ -8590,11 +8612,11 @@
           <w:numId w:val="1"/>
         </w:numPr>
       </w:pPr>
-      <w:bookmarkStart w:id="80" w:name="_Toc228301701"/>
+      <w:bookmarkStart w:id="71" w:name="_Toc228301701"/>
       <w:r>
         <w:t>ESPECIFICACION DE REQUERIMIENTOS DE SOFTWARE</w:t>
       </w:r>
-      <w:bookmarkEnd w:id="80"/>
+      <w:bookmarkEnd w:id="71"/>
       <w:r>
         <w:t xml:space="preserve"> </w:t>
       </w:r>
@@ -8607,11 +8629,11 @@
           <w:numId w:val="1"/>
         </w:numPr>
       </w:pPr>
-      <w:bookmarkStart w:id="81" w:name="_Toc228301702"/>
+      <w:bookmarkStart w:id="72" w:name="_Toc228301702"/>
       <w:r>
         <w:t>Cuadro de requerimientos funcional inicial</w:t>
       </w:r>
-      <w:bookmarkEnd w:id="81"/>
+      <w:bookmarkEnd w:id="72"/>
     </w:p>
     <w:p>
       <w:r>
@@ -9038,7 +9060,7 @@
                 <w:sz w:val="24"/>
                 <w:szCs w:val="24"/>
               </w:rPr>
-              <w:t>Consulta de planes de gobierno</w:t>
+              <w:t>Consultar perfil socioeconómico del candidato</w:t>
             </w:r>
           </w:p>
         </w:tc>
@@ -9139,7 +9161,7 @@
                 <w:sz w:val="24"/>
                 <w:szCs w:val="24"/>
               </w:rPr>
-              <w:t>Clasificación de propuestas</w:t>
+              <w:t>Clasificar candidatos por nivel de riesgo legal</w:t>
             </w:r>
           </w:p>
         </w:tc>
@@ -9615,12 +9637,12 @@
           <w:numId w:val="1"/>
         </w:numPr>
       </w:pPr>
-      <w:bookmarkStart w:id="82" w:name="_Toc228301703"/>
+      <w:bookmarkStart w:id="73" w:name="_Toc228301703"/>
       <w:r>
         <w:lastRenderedPageBreak/>
         <w:t>Cuadro de requerimiento no funcionales</w:t>
       </w:r>
-      <w:bookmarkEnd w:id="82"/>
+      <w:bookmarkEnd w:id="73"/>
     </w:p>
     <w:p>
       <w:r>
@@ -10544,14 +10566,14 @@
           <w:numId w:val="1"/>
         </w:numPr>
       </w:pPr>
-      <w:bookmarkStart w:id="83" w:name="_Toc228301704"/>
+      <w:bookmarkStart w:id="74" w:name="_Toc228301704"/>
       <w:r>
         <w:t>C</w:t>
       </w:r>
       <w:r>
         <w:t>uadro de requerimientos funcionales final</w:t>
       </w:r>
-      <w:bookmarkEnd w:id="83"/>
+      <w:bookmarkEnd w:id="74"/>
     </w:p>
     <w:p/>
     <w:p/>
@@ -11459,11 +11481,11 @@
           <w:numId w:val="1"/>
         </w:numPr>
       </w:pPr>
-      <w:bookmarkStart w:id="84" w:name="_Toc228301705"/>
+      <w:bookmarkStart w:id="75" w:name="_Toc228301705"/>
       <w:r>
         <w:t>Reglas de negocio</w:t>
       </w:r>
-      <w:bookmarkEnd w:id="84"/>
+      <w:bookmarkEnd w:id="75"/>
       <w:r>
         <w:fldChar w:fldCharType="begin"/>
       </w:r>
@@ -12071,11 +12093,11 @@
           <w:numId w:val="1"/>
         </w:numPr>
       </w:pPr>
-      <w:bookmarkStart w:id="85" w:name="_Toc228301706"/>
+      <w:bookmarkStart w:id="76" w:name="_Toc228301706"/>
       <w:r>
         <w:t>FASE DE DESARROLLO</w:t>
       </w:r>
-      <w:bookmarkEnd w:id="85"/>
+      <w:bookmarkEnd w:id="76"/>
       <w:r>
         <w:t xml:space="preserve"> </w:t>
       </w:r>
@@ -12088,11 +12110,11 @@
           <w:numId w:val="1"/>
         </w:numPr>
       </w:pPr>
-      <w:bookmarkStart w:id="86" w:name="_Toc228301707"/>
+      <w:bookmarkStart w:id="77" w:name="_Toc228301707"/>
       <w:r>
         <w:t>Perfiles de usuario</w:t>
       </w:r>
-      <w:bookmarkEnd w:id="86"/>
+      <w:bookmarkEnd w:id="77"/>
     </w:p>
     <w:p>
       <w:pPr>
@@ -12430,12 +12452,12 @@
           <w:numId w:val="1"/>
         </w:numPr>
       </w:pPr>
-      <w:bookmarkStart w:id="87" w:name="_Toc228301708"/>
+      <w:bookmarkStart w:id="78" w:name="_Toc228301708"/>
       <w:r>
         <w:lastRenderedPageBreak/>
         <w:t>Modelo conceptual</w:t>
       </w:r>
-      <w:bookmarkEnd w:id="87"/>
+      <w:bookmarkEnd w:id="78"/>
       <w:r>
         <w:t xml:space="preserve"> </w:t>
       </w:r>
@@ -12448,32 +12470,25 @@
           <w:numId w:val="1"/>
         </w:numPr>
       </w:pPr>
-      <w:bookmarkStart w:id="88" w:name="_Toc228301709"/>
+      <w:bookmarkStart w:id="79" w:name="_Toc228301709"/>
       <w:r>
-        <w:rPr>
-          <w:noProof/>
-        </w:rPr>
+        <w:t>Diagrama de paquetes</w:t>
+      </w:r>
+      <w:bookmarkEnd w:id="79"/>
+      <w:r>
+        <w:t xml:space="preserve"> </w:t>
+      </w:r>
+    </w:p>
+    <w:p>
+      <w:pPr>
+        <w:ind w:left="708"/>
+      </w:pPr>
+      <w:r>
         <w:drawing>
-          <wp:anchor distT="0" distB="0" distL="114300" distR="114300" simplePos="0" relativeHeight="251666432" behindDoc="1" locked="0" layoutInCell="1" allowOverlap="1" wp14:anchorId="0EA7B888" wp14:editId="026ADA2C">
-            <wp:simplePos x="0" y="0"/>
-            <wp:positionH relativeFrom="margin">
-              <wp:posOffset>278296</wp:posOffset>
-            </wp:positionH>
-            <wp:positionV relativeFrom="paragraph">
-              <wp:posOffset>339366</wp:posOffset>
-            </wp:positionV>
-            <wp:extent cx="5478145" cy="2423795"/>
-            <wp:effectExtent l="0" t="0" r="8255" b="0"/>
-            <wp:wrapTight wrapText="bothSides">
-              <wp:wrapPolygon edited="0">
-                <wp:start x="0" y="0"/>
-                <wp:lineTo x="0" y="21391"/>
-                <wp:lineTo x="21557" y="21391"/>
-                <wp:lineTo x="21557" y="0"/>
-                <wp:lineTo x="0" y="0"/>
-              </wp:wrapPolygon>
-            </wp:wrapTight>
-            <wp:docPr id="12" name="Imagen 12"/>
+          <wp:inline distT="0" distB="0" distL="0" distR="0" wp14:anchorId="643B2FA8" wp14:editId="4DA0342B">
+            <wp:extent cx="4848225" cy="1924050"/>
+            <wp:effectExtent l="0" t="0" r="9525" b="0"/>
+            <wp:docPr id="27" name="Imagen 27"/>
             <wp:cNvGraphicFramePr>
               <a:graphicFrameLocks xmlns:a="http://schemas.openxmlformats.org/drawingml/2006/main" noChangeAspect="1"/>
             </wp:cNvGraphicFramePr>
@@ -12485,13 +12500,7 @@
                     <pic:cNvPicPr/>
                   </pic:nvPicPr>
                   <pic:blipFill>
-                    <a:blip r:embed="rId18">
-                      <a:extLst>
-                        <a:ext uri="{28A0092B-C50C-407E-A947-70E740481C1C}">
-                          <a14:useLocalDpi xmlns:a14="http://schemas.microsoft.com/office/drawing/2010/main" val="0"/>
-                        </a:ext>
-                      </a:extLst>
-                    </a:blip>
+                    <a:blip r:embed="rId18"/>
                     <a:stretch>
                       <a:fillRect/>
                     </a:stretch>
@@ -12499,7 +12508,7 @@
                   <pic:spPr>
                     <a:xfrm>
                       <a:off x="0" y="0"/>
-                      <a:ext cx="5478145" cy="2423795"/>
+                      <a:ext cx="4848225" cy="1924050"/>
                     </a:xfrm>
                     <a:prstGeom prst="rect">
                       <a:avLst/>
@@ -12508,19 +12517,9 @@
                 </pic:pic>
               </a:graphicData>
             </a:graphic>
-            <wp14:sizeRelH relativeFrom="page">
-              <wp14:pctWidth>0</wp14:pctWidth>
-            </wp14:sizeRelH>
-            <wp14:sizeRelV relativeFrom="page">
-              <wp14:pctHeight>0</wp14:pctHeight>
-            </wp14:sizeRelV>
-          </wp:anchor>
+          </wp:inline>
         </w:drawing>
       </w:r>
-      <w:r>
-        <w:t>Diagrama de paquetes</w:t>
-      </w:r>
-      <w:bookmarkEnd w:id="88"/>
     </w:p>
     <w:p>
       <w:r>
@@ -12530,13 +12529,13 @@
         <mc:AlternateContent>
           <mc:Choice Requires="wps">
             <w:drawing>
-              <wp:anchor distT="0" distB="0" distL="114300" distR="114300" simplePos="0" relativeHeight="251668480" behindDoc="1" locked="0" layoutInCell="1" allowOverlap="1" wp14:anchorId="37A0BBE7" wp14:editId="3A334DD7">
+              <wp:anchor distT="0" distB="0" distL="114300" distR="114300" simplePos="0" relativeHeight="251668480" behindDoc="1" locked="0" layoutInCell="1" allowOverlap="1" wp14:anchorId="37A0BBE7" wp14:editId="0610BBA0">
                 <wp:simplePos x="0" y="0"/>
                 <wp:positionH relativeFrom="margin">
-                  <wp:posOffset>1770601</wp:posOffset>
+                  <wp:posOffset>1864974</wp:posOffset>
                 </wp:positionH>
                 <wp:positionV relativeFrom="paragraph">
-                  <wp:posOffset>2568685</wp:posOffset>
+                  <wp:posOffset>14561</wp:posOffset>
                 </wp:positionV>
                 <wp:extent cx="3390900" cy="485775"/>
                 <wp:effectExtent l="0" t="0" r="0" b="9525"/>
@@ -12687,7 +12686,7 @@
           </mc:Choice>
           <mc:Fallback>
             <w:pict>
-              <v:shape w14:anchorId="37A0BBE7" id="Cuadro de texto 13" o:spid="_x0000_s1028" type="#_x0000_t202" style="position:absolute;margin-left:139.4pt;margin-top:202.25pt;width:267pt;height:38.25pt;z-index:-251648000;visibility:visible;mso-wrap-style:square;mso-height-percent:0;mso-wrap-distance-left:9pt;mso-wrap-distance-top:0;mso-wrap-distance-right:9pt;mso-wrap-distance-bottom:0;mso-position-horizontal:absolute;mso-position-horizontal-relative:margin;mso-position-vertical:absolute;mso-position-vertical-relative:text;mso-height-percent:0;mso-height-relative:margin;v-text-anchor:top" o:gfxdata="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" stroked="f">
+              <v:shape w14:anchorId="37A0BBE7" id="Cuadro de texto 13" o:spid="_x0000_s1028" type="#_x0000_t202" style="position:absolute;margin-left:146.85pt;margin-top:1.15pt;width:267pt;height:38.25pt;z-index:-251648000;visibility:visible;mso-wrap-style:square;mso-height-percent:0;mso-wrap-distance-left:9pt;mso-wrap-distance-top:0;mso-wrap-distance-right:9pt;mso-wrap-distance-bottom:0;mso-position-horizontal:absolute;mso-position-horizontal-relative:margin;mso-position-vertical:absolute;mso-position-vertical-relative:text;mso-height-percent:0;mso-height-relative:margin;v-text-anchor:top" o:gfxdata="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" stroked="f">
                 <v:textbox inset="0,0,0,0">
                   <w:txbxContent>
                     <w:p>
@@ -12805,13 +12804,40 @@
           <w:bCs/>
         </w:rPr>
       </w:pPr>
-      <w:bookmarkStart w:id="89" w:name="_Toc228301710"/>
+      <w:bookmarkStart w:id="80" w:name="_Toc228301710"/>
       <w:r>
         <w:rPr>
           <w:b w:val="0"/>
           <w:bCs/>
         </w:rPr>
-        <w:t xml:space="preserve">El diagrama de paquetes organiza el sistema en módulos principales. El paquete de gestión de datos permite cargar y validar la información electoral y los planes de gobierno. Luego, los módulos de análisis electoral y evaluación de propuestas procesan dicha información para finalmente presentarla mediante reportes visuales y </w:t>
+        <w:t>El diagrama de paquetes organiza el sistema en cuatro módulos principales. El paquete de Gestión de Datos permite cargar y validar la información de los candidatos presidenciales proveniente de la base de datos Azure SQL, incluyendo datos personales, ingresos, patrimonio, antecedentes legales y actividad en redes sociales.</w:t>
+      </w:r>
+    </w:p>
+    <w:p>
+      <w:pPr>
+        <w:pStyle w:val="Ttulo2"/>
+        <w:ind w:left="1416"/>
+        <w:rPr>
+          <w:b w:val="0"/>
+          <w:bCs/>
+        </w:rPr>
+      </w:pPr>
+    </w:p>
+    <w:p>
+      <w:pPr>
+        <w:pStyle w:val="Ttulo2"/>
+        <w:ind w:left="1416"/>
+        <w:rPr>
+          <w:b w:val="0"/>
+          <w:bCs/>
+        </w:rPr>
+      </w:pPr>
+      <w:r>
+        <w:rPr>
+          <w:b w:val="0"/>
+          <w:bCs/>
+        </w:rPr>
+        <w:t xml:space="preserve">Luego, el módulo de Análisis Electoral procesa dicha información para visualizar el perfil de cada candidato mediante filtros dinámicos por candidato y partido político, calculando indicadores clave mediante medidas DAX en </w:t>
       </w:r>
       <w:proofErr w:type="spellStart"/>
       <w:r>
@@ -12819,7 +12845,7 @@
           <w:b w:val="0"/>
           <w:bCs/>
         </w:rPr>
-        <w:t>dashboards</w:t>
+        <w:t>Power</w:t>
       </w:r>
       <w:proofErr w:type="spellEnd"/>
       <w:r>
@@ -12827,9 +12853,137 @@
           <w:b w:val="0"/>
           <w:bCs/>
         </w:rPr>
-        <w:t xml:space="preserve"> interactivos.</w:t>
+        <w:t xml:space="preserve"> BI.</w:t>
       </w:r>
-      <w:bookmarkEnd w:id="89"/>
+    </w:p>
+    <w:p>
+      <w:pPr>
+        <w:pStyle w:val="Ttulo2"/>
+        <w:ind w:left="1416"/>
+        <w:rPr>
+          <w:b w:val="0"/>
+          <w:bCs/>
+        </w:rPr>
+      </w:pPr>
+    </w:p>
+    <w:p>
+      <w:pPr>
+        <w:pStyle w:val="Ttulo2"/>
+        <w:ind w:left="1416"/>
+        <w:rPr>
+          <w:b w:val="0"/>
+          <w:bCs/>
+        </w:rPr>
+      </w:pPr>
+      <w:r>
+        <w:rPr>
+          <w:b w:val="0"/>
+          <w:bCs/>
+        </w:rPr>
+        <w:t xml:space="preserve">El módulo de Evaluación de Perfil complementa el análisis clasificando a los candidatos según su nivel de riesgo legal y penal, consultando su perfil socioeconómico declarado ante la ONPE y evaluando su presencia digital en </w:t>
+      </w:r>
+      <w:proofErr w:type="spellStart"/>
+      <w:r>
+        <w:rPr>
+          <w:b w:val="0"/>
+          <w:bCs/>
+        </w:rPr>
+        <w:t>TikTok</w:t>
+      </w:r>
+      <w:proofErr w:type="spellEnd"/>
+      <w:r>
+        <w:rPr>
+          <w:b w:val="0"/>
+          <w:bCs/>
+        </w:rPr>
+        <w:t xml:space="preserve"> y cobertura de visitas de campaña.</w:t>
+      </w:r>
+    </w:p>
+    <w:p/>
+    <w:p>
+      <w:pPr>
+        <w:pStyle w:val="Ttulo2"/>
+        <w:ind w:left="1416"/>
+        <w:rPr>
+          <w:b w:val="0"/>
+          <w:bCs/>
+        </w:rPr>
+      </w:pPr>
+    </w:p>
+    <w:p>
+      <w:pPr>
+        <w:pStyle w:val="Ttulo2"/>
+        <w:ind w:left="1416"/>
+        <w:rPr>
+          <w:b w:val="0"/>
+          <w:bCs/>
+        </w:rPr>
+      </w:pPr>
+      <w:r>
+        <w:rPr>
+          <w:b w:val="0"/>
+          <w:bCs/>
+        </w:rPr>
+        <w:t xml:space="preserve">Finalmente, el paquete de Reportes y Visualización presenta toda la información procesada mediante un </w:t>
+      </w:r>
+      <w:proofErr w:type="spellStart"/>
+      <w:r>
+        <w:rPr>
+          <w:b w:val="0"/>
+          <w:bCs/>
+        </w:rPr>
+        <w:t>dashboard</w:t>
+      </w:r>
+      <w:proofErr w:type="spellEnd"/>
+      <w:r>
+        <w:rPr>
+          <w:b w:val="0"/>
+          <w:bCs/>
+        </w:rPr>
+        <w:t xml:space="preserve"> interactivo desarrollado en </w:t>
+      </w:r>
+      <w:proofErr w:type="spellStart"/>
+      <w:r>
+        <w:rPr>
+          <w:b w:val="0"/>
+          <w:bCs/>
+        </w:rPr>
+        <w:t>Power</w:t>
+      </w:r>
+      <w:proofErr w:type="spellEnd"/>
+      <w:r>
+        <w:rPr>
+          <w:b w:val="0"/>
+          <w:bCs/>
+        </w:rPr>
+        <w:t xml:space="preserve"> BI, permitiendo la comparación entre candidatos a través de gráficos de dispersión y la generación de reportes visuales </w:t>
+      </w:r>
+      <w:proofErr w:type="spellStart"/>
+      <w:proofErr w:type="gramStart"/>
+      <w:r>
+        <w:rPr>
+          <w:b w:val="0"/>
+          <w:bCs/>
+        </w:rPr>
+        <w:t>exportables.</w:t>
+      </w:r>
+      <w:r>
+        <w:rPr>
+          <w:b w:val="0"/>
+          <w:bCs/>
+        </w:rPr>
+        <w:t>interactivos</w:t>
+      </w:r>
+      <w:proofErr w:type="spellEnd"/>
+      <w:proofErr w:type="gramEnd"/>
+      <w:r>
+        <w:rPr>
+          <w:b w:val="0"/>
+          <w:bCs/>
+        </w:rPr>
+        <w:t>.</w:t>
+      </w:r>
+      <w:bookmarkEnd w:id="80"/>
     </w:p>
     <w:p/>
     <w:p>
@@ -12840,12 +12994,11 @@
           <w:numId w:val="1"/>
         </w:numPr>
       </w:pPr>
-      <w:bookmarkStart w:id="90" w:name="_Toc228301711"/>
+      <w:bookmarkStart w:id="81" w:name="_Toc228301711"/>
       <w:r>
-        <w:lastRenderedPageBreak/>
         <w:t>Diagramas de casos de uso</w:t>
       </w:r>
-      <w:bookmarkEnd w:id="90"/>
+      <w:bookmarkEnd w:id="81"/>
       <w:r>
         <w:t xml:space="preserve"> </w:t>
       </w:r>
@@ -12855,14 +13008,11 @@
         <w:ind w:left="1416"/>
       </w:pPr>
       <w:r>
-        <w:rPr>
-          <w:noProof/>
-        </w:rPr>
         <w:drawing>
-          <wp:inline distT="0" distB="0" distL="0" distR="0" wp14:anchorId="5EF9065B" wp14:editId="2E56DD0D">
-            <wp:extent cx="4848225" cy="3970380"/>
-            <wp:effectExtent l="0" t="0" r="0" b="0"/>
-            <wp:docPr id="16" name="Imagen 16"/>
+          <wp:inline distT="0" distB="0" distL="0" distR="0" wp14:anchorId="43FA067D" wp14:editId="69D7D215">
+            <wp:extent cx="4848225" cy="3600450"/>
+            <wp:effectExtent l="0" t="0" r="9525" b="0"/>
+            <wp:docPr id="26" name="Imagen 26"/>
             <wp:cNvGraphicFramePr>
               <a:graphicFrameLocks xmlns:a="http://schemas.openxmlformats.org/drawingml/2006/main" noChangeAspect="1"/>
             </wp:cNvGraphicFramePr>
@@ -12873,27 +13023,20 @@
                     <pic:cNvPr id="1" name=""/>
                     <pic:cNvPicPr/>
                   </pic:nvPicPr>
-                  <pic:blipFill rotWithShape="1">
+                  <pic:blipFill>
                     <a:blip r:embed="rId19"/>
-                    <a:srcRect t="4176"/>
-                    <a:stretch/>
+                    <a:stretch>
+                      <a:fillRect/>
+                    </a:stretch>
                   </pic:blipFill>
-                  <pic:spPr bwMode="auto">
+                  <pic:spPr>
                     <a:xfrm>
                       <a:off x="0" y="0"/>
-                      <a:ext cx="4848225" cy="3970380"/>
+                      <a:ext cx="4848225" cy="3600450"/>
                     </a:xfrm>
                     <a:prstGeom prst="rect">
                       <a:avLst/>
                     </a:prstGeom>
-                    <a:ln>
-                      <a:noFill/>
-                    </a:ln>
-                    <a:extLst>
-                      <a:ext uri="{53640926-AAD7-44D8-BBD7-CCE9431645EC}">
-                        <a14:shadowObscured xmlns:a14="http://schemas.microsoft.com/office/drawing/2010/main"/>
-                      </a:ext>
-                    </a:extLst>
                   </pic:spPr>
                 </pic:pic>
               </a:graphicData>
@@ -13213,15 +13356,7 @@
           <w:bCs/>
         </w:rPr>
       </w:pPr>
-      <w:bookmarkStart w:id="91" w:name="_Toc228301712"/>
-      <w:r>
-        <w:rPr>
-          <w:b w:val="0"/>
-          <w:bCs/>
-        </w:rPr>
-        <w:t>El diagrama de casos de uso del sistema Dashboard de análisis electoral representa la interacción entre los actores y las funcionalidades principales del sistema. Se identifican tres actores: el Usuario General, el Analista de Datos y el Administrador.</w:t>
-      </w:r>
-      <w:bookmarkEnd w:id="91"/>
+      <w:bookmarkStart w:id="82" w:name="_Toc228301712"/>
       <w:r>
         <w:rPr>
           <w:b w:val="0"/>
@@ -13229,58 +13364,31 @@
         </w:rPr>
         <w:t xml:space="preserve"> </w:t>
       </w:r>
+      <w:bookmarkStart w:id="83" w:name="_Toc228301716"/>
+      <w:bookmarkEnd w:id="82"/>
       <w:r>
         <w:rPr>
           <w:b w:val="0"/>
           <w:bCs/>
         </w:rPr>
-        <w:t xml:space="preserve"> </w:t>
+        <w:t xml:space="preserve">El diagrama de casos de uso del sistema </w:t>
       </w:r>
-    </w:p>
-    <w:p>
-      <w:pPr>
-        <w:pStyle w:val="Ttulo2"/>
-        <w:ind w:left="1416"/>
-        <w:rPr>
-          <w:b w:val="0"/>
-          <w:bCs/>
-        </w:rPr>
-      </w:pPr>
-      <w:bookmarkStart w:id="92" w:name="_Toc228301713"/>
+      <w:proofErr w:type="spellStart"/>
       <w:r>
         <w:rPr>
           <w:b w:val="0"/>
           <w:bCs/>
         </w:rPr>
-        <w:t>El Usuario General interactúa con el sistema para visualizar resultados electorales, filtrar información, consultar planes de gobierno, comparar candidatos y generar reportes visuales, lo que le permite comprender de manera sencilla la información electoral.</w:t>
+        <w:t>Dashboard</w:t>
       </w:r>
-      <w:bookmarkEnd w:id="92"/>
+      <w:proofErr w:type="spellEnd"/>
       <w:r>
         <w:rPr>
           <w:b w:val="0"/>
           <w:bCs/>
         </w:rPr>
-        <w:t xml:space="preserve"> </w:t>
+        <w:t xml:space="preserve"> de análisis electoral de candidatos presidenciales – Perú 2026 representa la interacción entre los actores y las funcionalidades principales del sistema. Se identifican tres actores: el Usuario General, el Analista de Datos y el Administrador.</w:t>
       </w:r>
-    </w:p>
-    <w:p>
-      <w:pPr>
-        <w:pStyle w:val="Ttulo2"/>
-        <w:ind w:left="1416"/>
-        <w:rPr>
-          <w:b w:val="0"/>
-          <w:bCs/>
-        </w:rPr>
-      </w:pPr>
-      <w:bookmarkStart w:id="93" w:name="_Toc228301714"/>
-      <w:r>
-        <w:rPr>
-          <w:b w:val="0"/>
-          <w:bCs/>
-        </w:rPr>
-        <w:t>Por su parte, el Analista de Datos realiza funciones más especializadas, como la clasificación de propuestas por sector, la generación de indicadores y la evaluación del impacto y viabilidad de las propuestas, además de participar en procesos de consulta y comparación.</w:t>
-      </w:r>
-      <w:bookmarkEnd w:id="93"/>
     </w:p>
     <w:p/>
     <w:p>
@@ -13307,21 +13415,13 @@
           <w:b w:val="0"/>
           <w:bCs/>
         </w:rPr>
-        <w:t xml:space="preserve"> </w:t>
+        <w:t>El Usuario General interactúa con el sistema para visualizar el perfil de los candidatos presidenciales, filtrar información por candidato o partido político, consultar el perfil socioeconómico de cada candidato, comparar candidatos mediante gráficos interactivos y generar reportes visuales, lo que le permite comprender de manera clara el panorama electoral.</w:t>
       </w:r>
-      <w:bookmarkStart w:id="94" w:name="_Toc228301715"/>
-      <w:r>
-        <w:rPr>
-          <w:b w:val="0"/>
-          <w:bCs/>
-        </w:rPr>
-        <w:t>El Administrador se encarga de la gestión de la información, incluyendo la clasificación de propuestas y el soporte en la generación de indicadores.</w:t>
-      </w:r>
-      <w:bookmarkEnd w:id="94"/>
     </w:p>
     <w:p>
       <w:pPr>
         <w:pStyle w:val="Ttulo2"/>
+        <w:ind w:left="1416"/>
         <w:rPr>
           <w:b w:val="0"/>
           <w:bCs/>
@@ -13337,7 +13437,73 @@
           <w:bCs/>
         </w:rPr>
       </w:pPr>
-      <w:bookmarkStart w:id="95" w:name="_Toc228301716"/>
+      <w:r>
+        <w:rPr>
+          <w:b w:val="0"/>
+          <w:bCs/>
+        </w:rPr>
+        <w:t xml:space="preserve">Por su parte, el Analista de Datos realiza funciones más especializadas, como la clasificación de candidatos según su nivel de riesgo legal y penal, la generación de indicadores DAX, el análisis de presencia en </w:t>
+      </w:r>
+      <w:proofErr w:type="spellStart"/>
+      <w:r>
+        <w:rPr>
+          <w:b w:val="0"/>
+          <w:bCs/>
+        </w:rPr>
+        <w:t>TikTok</w:t>
+      </w:r>
+      <w:proofErr w:type="spellEnd"/>
+      <w:r>
+        <w:rPr>
+          <w:b w:val="0"/>
+          <w:bCs/>
+        </w:rPr>
+        <w:t xml:space="preserve"> y cobertura de campaña, además de participar en procesos de consulta y comparación entre candidatos.</w:t>
+      </w:r>
+    </w:p>
+    <w:p>
+      <w:pPr>
+        <w:pStyle w:val="Ttulo2"/>
+        <w:ind w:left="1416"/>
+        <w:rPr>
+          <w:b w:val="0"/>
+          <w:bCs/>
+        </w:rPr>
+      </w:pPr>
+      <w:r>
+        <w:rPr>
+          <w:b w:val="0"/>
+          <w:bCs/>
+        </w:rPr>
+        <w:t xml:space="preserve">El Administrador se encarga de la gestión de la información, incluyendo la clasificación por nivel de riesgo legal y el soporte en la generación de indicadores del </w:t>
+      </w:r>
+      <w:proofErr w:type="spellStart"/>
+      <w:r>
+        <w:rPr>
+          <w:b w:val="0"/>
+          <w:bCs/>
+        </w:rPr>
+        <w:t>dashboard</w:t>
+      </w:r>
+      <w:proofErr w:type="spellEnd"/>
+      <w:r>
+        <w:rPr>
+          <w:b w:val="0"/>
+          <w:bCs/>
+        </w:rPr>
+        <w:t>.</w:t>
+      </w:r>
+    </w:p>
+    <w:p/>
+    <w:p>
+      <w:pPr>
+        <w:pStyle w:val="Ttulo2"/>
+        <w:ind w:left="1416"/>
+        <w:rPr>
+          <w:b w:val="0"/>
+          <w:bCs/>
+        </w:rPr>
+      </w:pPr>
       <w:r>
         <w:rPr>
           <w:b w:val="0"/>
@@ -13359,7 +13525,7 @@
           <w:b w:val="0"/>
           <w:bCs/>
         </w:rPr>
-        <w:t>&gt;&gt;, las cuales indican dependencias obligatorias entre casos de uso, como en el caso de la comparación de candidatos, que requiere visualizar resultados electorales y consultar planes de gobierno. También se presentan relaciones &lt;&lt;</w:t>
+        <w:t>&gt;&gt;, las cuales indican dependencias obligatorias entre casos de uso, como en el caso de la comparación de candidatos, que requiere visualizar el perfil de candidatos y consultar su perfil socioeconómico. También se presentan relaciones &lt;&lt;</w:t>
       </w:r>
       <w:proofErr w:type="spellStart"/>
       <w:r>
@@ -13375,9 +13541,25 @@
           <w:b w:val="0"/>
           <w:bCs/>
         </w:rPr>
-        <w:t>&gt;&gt;, que representan funcionalidades opcionales o complementarias, como la interacción con el dashboard al aplicar filtros. En conjunto, el diagrama refleja de manera estructurada los requerimientos funcionales del sistema, evidenciando cómo cada actor participa en las diferentes operaciones que permiten el análisis y visualización de la información electoral.</w:t>
+        <w:t xml:space="preserve">&gt;&gt;, que representan funcionalidades opcionales o complementarias, como la interacción con el </w:t>
       </w:r>
-      <w:bookmarkEnd w:id="95"/>
+      <w:proofErr w:type="spellStart"/>
+      <w:r>
+        <w:rPr>
+          <w:b w:val="0"/>
+          <w:bCs/>
+        </w:rPr>
+        <w:t>dashboard</w:t>
+      </w:r>
+      <w:proofErr w:type="spellEnd"/>
+      <w:r>
+        <w:rPr>
+          <w:b w:val="0"/>
+          <w:bCs/>
+        </w:rPr>
+        <w:t xml:space="preserve"> al aplicar filtros dinámicos. En conjunto, el diagrama refleja de manera estructurada los requerimientos funcionales del sistema, evidenciando cómo cada actor participa en las diferentes operaciones que permiten el análisis y visualización del perfil integral de los candidatos presidenciales.</w:t>
+      </w:r>
+      <w:bookmarkEnd w:id="83"/>
     </w:p>
     <w:p/>
     <w:p>
@@ -13388,11 +13570,11 @@
           <w:numId w:val="1"/>
         </w:numPr>
       </w:pPr>
-      <w:bookmarkStart w:id="96" w:name="_Toc228301717"/>
+      <w:bookmarkStart w:id="84" w:name="_Toc228301717"/>
       <w:r>
         <w:t>Escenario de casos de usos (narrativa)</w:t>
       </w:r>
-      <w:bookmarkEnd w:id="96"/>
+      <w:bookmarkEnd w:id="84"/>
     </w:p>
     <w:tbl>
       <w:tblPr>
@@ -13834,6 +14016,7 @@
                 <w:color w:val="000000"/>
                 <w:lang w:eastAsia="es-PE"/>
               </w:rPr>
+              <w:lastRenderedPageBreak/>
               <w:t>Versión</w:t>
             </w:r>
           </w:p>
@@ -16522,7 +16705,6 @@
                 <w:color w:val="000000"/>
                 <w:lang w:eastAsia="es-PE"/>
               </w:rPr>
-              <w:lastRenderedPageBreak/>
               <w:t xml:space="preserve">Descripción </w:t>
             </w:r>
           </w:p>
@@ -18348,6 +18530,7 @@
                 <w:color w:val="000000"/>
                 <w:lang w:eastAsia="es-PE"/>
               </w:rPr>
+              <w:lastRenderedPageBreak/>
               <w:t>Tipo</w:t>
             </w:r>
           </w:p>
@@ -19373,7 +19556,6 @@
                 <w:color w:val="000000"/>
                 <w:lang w:eastAsia="es-PE"/>
               </w:rPr>
-              <w:lastRenderedPageBreak/>
               <w:t>PostCondiciones</w:t>
             </w:r>
             <w:proofErr w:type="spellEnd"/>
@@ -21396,6 +21578,7 @@
                 <w:color w:val="000000"/>
                 <w:lang w:eastAsia="es-PE"/>
               </w:rPr>
+              <w:lastRenderedPageBreak/>
               <w:t xml:space="preserve">Descripción </w:t>
             </w:r>
           </w:p>
@@ -23815,6 +23998,7 @@
                 <w:color w:val="000000"/>
                 <w:lang w:eastAsia="es-PE"/>
               </w:rPr>
+              <w:lastRenderedPageBreak/>
               <w:t>Autor</w:t>
             </w:r>
           </w:p>
@@ -26259,6 +26443,7 @@
                 <w:color w:val="000000"/>
                 <w:lang w:eastAsia="es-PE"/>
               </w:rPr>
+              <w:lastRenderedPageBreak/>
               <w:t>Requisito ID (RF)</w:t>
             </w:r>
           </w:p>
@@ -28539,6 +28724,7 @@
                 <w:bCs/>
                 <w:lang w:eastAsia="es-PE"/>
               </w:rPr>
+              <w:lastRenderedPageBreak/>
               <w:t xml:space="preserve">RF-07: Interactuar con el </w:t>
             </w:r>
             <w:proofErr w:type="spellStart"/>
@@ -29385,7 +29571,6 @@
                 <w:color w:val="000000"/>
                 <w:lang w:eastAsia="es-PE"/>
               </w:rPr>
-              <w:lastRenderedPageBreak/>
               <w:t xml:space="preserve">Descripción </w:t>
             </w:r>
           </w:p>
@@ -31928,7 +32113,6 @@
                 <w:color w:val="000000"/>
                 <w:lang w:eastAsia="es-PE"/>
               </w:rPr>
-              <w:lastRenderedPageBreak/>
               <w:t>Autor</w:t>
             </w:r>
           </w:p>
@@ -33504,6 +33688,7 @@
                 <w:color w:val="000000"/>
                 <w:lang w:eastAsia="es-PE"/>
               </w:rPr>
+              <w:lastRenderedPageBreak/>
               <w:t>1. Selecciona una propuesta sin datos suficientes.</w:t>
             </w:r>
           </w:p>
@@ -34280,7 +34465,6 @@
                 <w:color w:val="000000"/>
                 <w:lang w:eastAsia="es-PE"/>
               </w:rPr>
-              <w:lastRenderedPageBreak/>
               <w:t>Tipo</w:t>
             </w:r>
           </w:p>
@@ -36120,6 +36304,7 @@
                 <w:color w:val="000000"/>
                 <w:lang w:eastAsia="es-PE"/>
               </w:rPr>
+              <w:lastRenderedPageBreak/>
               <w:t xml:space="preserve">Flujo de excepción </w:t>
             </w:r>
             <w:r>
@@ -36479,16 +36664,15 @@
           <w:numId w:val="1"/>
         </w:numPr>
       </w:pPr>
-      <w:bookmarkStart w:id="97" w:name="_Toc228301718"/>
+      <w:bookmarkStart w:id="85" w:name="_Toc228301718"/>
       <w:r>
-        <w:lastRenderedPageBreak/>
         <w:t xml:space="preserve">Modelo </w:t>
       </w:r>
       <w:proofErr w:type="spellStart"/>
       <w:r>
         <w:t>logico</w:t>
       </w:r>
-      <w:bookmarkEnd w:id="97"/>
+      <w:bookmarkEnd w:id="85"/>
       <w:proofErr w:type="spellEnd"/>
     </w:p>
     <w:p>
@@ -36499,7 +36683,7 @@
           <w:numId w:val="1"/>
         </w:numPr>
       </w:pPr>
-      <w:bookmarkStart w:id="98" w:name="_Toc228301719"/>
+      <w:bookmarkStart w:id="86" w:name="_Toc228301719"/>
       <w:proofErr w:type="spellStart"/>
       <w:r>
         <w:t>Analisis</w:t>
@@ -36508,7 +36692,7 @@
       <w:r>
         <w:t xml:space="preserve"> de objetos</w:t>
       </w:r>
-      <w:bookmarkEnd w:id="98"/>
+      <w:bookmarkEnd w:id="86"/>
     </w:p>
     <w:p>
       <w:pPr>
@@ -37435,6 +37619,7 @@
                 <w:b/>
                 <w:bCs/>
               </w:rPr>
+              <w:lastRenderedPageBreak/>
               <w:t>Filtro</w:t>
             </w:r>
           </w:p>
@@ -37828,7 +38013,6 @@
           <w:b w:val="0"/>
           <w:bCs/>
         </w:rPr>
-        <w:lastRenderedPageBreak/>
         <w:t xml:space="preserve">El sistema se estructura a partir de la relación entre candidatos, resultados electorales y planes de gobierno. Cada Candidato puede tener uno o más </w:t>
       </w:r>
       <w:proofErr w:type="spellStart"/>
@@ -38013,12 +38197,12 @@
           <w:numId w:val="1"/>
         </w:numPr>
       </w:pPr>
-      <w:bookmarkStart w:id="99" w:name="_Toc228301720"/>
+      <w:bookmarkStart w:id="87" w:name="_Toc228301720"/>
       <w:r>
         <w:lastRenderedPageBreak/>
         <w:t>Diagrama de actividades con objetos</w:t>
       </w:r>
-      <w:bookmarkEnd w:id="99"/>
+      <w:bookmarkEnd w:id="87"/>
       <w:r>
         <w:t xml:space="preserve"> </w:t>
       </w:r>
@@ -38165,18 +38349,15 @@
     </w:p>
     <w:p>
       <w:pPr>
-        <w:ind w:left="2832"/>
+        <w:ind w:left="708"/>
       </w:pPr>
       <w:r>
-        <w:rPr>
-          <w:noProof/>
-        </w:rPr>
         <w:lastRenderedPageBreak/>
         <w:drawing>
-          <wp:inline distT="0" distB="0" distL="0" distR="0" wp14:anchorId="73C2BF53" wp14:editId="2457ABF9">
-            <wp:extent cx="2524125" cy="8096163"/>
-            <wp:effectExtent l="0" t="0" r="0" b="635"/>
-            <wp:docPr id="14" name="Imagen 14"/>
+          <wp:inline distT="0" distB="0" distL="0" distR="0" wp14:anchorId="40D8158A" wp14:editId="46E508C9">
+            <wp:extent cx="5165184" cy="7960360"/>
+            <wp:effectExtent l="0" t="0" r="0" b="2540"/>
+            <wp:docPr id="25" name="Imagen 25"/>
             <wp:cNvGraphicFramePr>
               <a:graphicFrameLocks xmlns:a="http://schemas.openxmlformats.org/drawingml/2006/main" noChangeAspect="1"/>
             </wp:cNvGraphicFramePr>
@@ -38196,7 +38377,7 @@
                   <pic:spPr>
                     <a:xfrm>
                       <a:off x="0" y="0"/>
-                      <a:ext cx="2526311" cy="8103174"/>
+                      <a:ext cx="5165600" cy="7961001"/>
                     </a:xfrm>
                     <a:prstGeom prst="rect">
                       <a:avLst/>
@@ -38493,12 +38674,12 @@
           <w:numId w:val="1"/>
         </w:numPr>
       </w:pPr>
-      <w:bookmarkStart w:id="100" w:name="_Toc228301721"/>
+      <w:bookmarkStart w:id="88" w:name="_Toc228301721"/>
       <w:r>
         <w:lastRenderedPageBreak/>
         <w:t>Diagrama de secuencia</w:t>
       </w:r>
-      <w:bookmarkEnd w:id="100"/>
+      <w:bookmarkEnd w:id="88"/>
     </w:p>
     <w:p>
       <w:pPr>
@@ -38538,14 +38719,11 @@
         <w:ind w:left="708"/>
       </w:pPr>
       <w:r>
-        <w:rPr>
-          <w:noProof/>
-        </w:rPr>
         <w:drawing>
-          <wp:inline distT="0" distB="0" distL="0" distR="0" wp14:anchorId="60B65E3B" wp14:editId="3F2D8B41">
-            <wp:extent cx="4762500" cy="5179723"/>
-            <wp:effectExtent l="0" t="0" r="0" b="1905"/>
-            <wp:docPr id="18" name="Imagen 18"/>
+          <wp:inline distT="0" distB="0" distL="0" distR="0" wp14:anchorId="2F32D0BE" wp14:editId="4B7EE410">
+            <wp:extent cx="4848225" cy="5686425"/>
+            <wp:effectExtent l="0" t="0" r="9525" b="9525"/>
+            <wp:docPr id="24" name="Imagen 24"/>
             <wp:cNvGraphicFramePr>
               <a:graphicFrameLocks xmlns:a="http://schemas.openxmlformats.org/drawingml/2006/main" noChangeAspect="1"/>
             </wp:cNvGraphicFramePr>
@@ -38556,27 +38734,20 @@
                     <pic:cNvPr id="1" name=""/>
                     <pic:cNvPicPr/>
                   </pic:nvPicPr>
-                  <pic:blipFill rotWithShape="1">
+                  <pic:blipFill>
                     <a:blip r:embed="rId22"/>
-                    <a:srcRect t="3596"/>
-                    <a:stretch/>
+                    <a:stretch>
+                      <a:fillRect/>
+                    </a:stretch>
                   </pic:blipFill>
-                  <pic:spPr bwMode="auto">
+                  <pic:spPr>
                     <a:xfrm>
                       <a:off x="0" y="0"/>
-                      <a:ext cx="4773810" cy="5192024"/>
+                      <a:ext cx="4848225" cy="5686425"/>
                     </a:xfrm>
                     <a:prstGeom prst="rect">
                       <a:avLst/>
                     </a:prstGeom>
-                    <a:ln>
-                      <a:noFill/>
-                    </a:ln>
-                    <a:extLst>
-                      <a:ext uri="{53640926-AAD7-44D8-BBD7-CCE9431645EC}">
-                        <a14:shadowObscured xmlns:a14="http://schemas.microsoft.com/office/drawing/2010/main"/>
-                      </a:ext>
-                    </a:extLst>
                   </pic:spPr>
                 </pic:pic>
               </a:graphicData>
@@ -38593,6 +38764,7 @@
         <w:rPr>
           <w:noProof/>
         </w:rPr>
+        <w:lastRenderedPageBreak/>
         <mc:AlternateContent>
           <mc:Choice Requires="wps">
             <w:drawing>
@@ -38811,18 +38983,7 @@
                           <w:iCs w:val="0"/>
                           <w:color w:val="auto"/>
                         </w:rPr>
-                        <w:t>Secuencia</w:t>
-                      </w:r>
-                      <w:r>
-                        <w:rPr>
-                          <w:rFonts w:ascii="Times New Roman" w:hAnsi="Times New Roman" w:cs="Times New Roman"/>
-                          <w:b/>
-                          <w:bCs/>
-                          <w:i w:val="0"/>
-                          <w:iCs w:val="0"/>
-                          <w:color w:val="auto"/>
-                        </w:rPr>
-                        <w:t xml:space="preserve"> </w:t>
+                        <w:t xml:space="preserve">Secuencia </w:t>
                       </w:r>
                     </w:p>
                     <w:p>
@@ -38885,12 +39046,11 @@
           <w:numId w:val="1"/>
         </w:numPr>
       </w:pPr>
-      <w:bookmarkStart w:id="101" w:name="_Toc228301722"/>
+      <w:bookmarkStart w:id="89" w:name="_Toc228301722"/>
       <w:r>
-        <w:lastRenderedPageBreak/>
         <w:t>Diagrama de clases</w:t>
       </w:r>
-      <w:bookmarkEnd w:id="101"/>
+      <w:bookmarkEnd w:id="89"/>
       <w:r>
         <w:t xml:space="preserve"> </w:t>
       </w:r>
@@ -39033,30 +39193,11 @@
     </w:p>
     <w:p>
       <w:r>
-        <w:rPr>
-          <w:noProof/>
-        </w:rPr>
         <w:drawing>
-          <wp:anchor distT="0" distB="0" distL="114300" distR="114300" simplePos="0" relativeHeight="251675648" behindDoc="1" locked="0" layoutInCell="1" allowOverlap="1" wp14:anchorId="77DEE2AC" wp14:editId="2CB6FE22">
-            <wp:simplePos x="0" y="0"/>
-            <wp:positionH relativeFrom="margin">
-              <wp:align>right</wp:align>
-            </wp:positionH>
-            <wp:positionV relativeFrom="paragraph">
-              <wp:posOffset>61595</wp:posOffset>
-            </wp:positionV>
-            <wp:extent cx="4743450" cy="3967480"/>
-            <wp:effectExtent l="0" t="0" r="0" b="0"/>
-            <wp:wrapTight wrapText="bothSides">
-              <wp:wrapPolygon edited="0">
-                <wp:start x="0" y="0"/>
-                <wp:lineTo x="0" y="21469"/>
-                <wp:lineTo x="21513" y="21469"/>
-                <wp:lineTo x="21513" y="0"/>
-                <wp:lineTo x="0" y="0"/>
-              </wp:wrapPolygon>
-            </wp:wrapTight>
-            <wp:docPr id="20" name="Imagen 20"/>
+          <wp:inline distT="0" distB="0" distL="0" distR="0" wp14:anchorId="5B1B9A1C" wp14:editId="1233D030">
+            <wp:extent cx="5619534" cy="2428875"/>
+            <wp:effectExtent l="0" t="0" r="635" b="0"/>
+            <wp:docPr id="22" name="Imagen 22"/>
             <wp:cNvGraphicFramePr>
               <a:graphicFrameLocks xmlns:a="http://schemas.openxmlformats.org/drawingml/2006/main" noChangeAspect="1"/>
             </wp:cNvGraphicFramePr>
@@ -39067,112 +39208,29 @@
                     <pic:cNvPr id="1" name=""/>
                     <pic:cNvPicPr/>
                   </pic:nvPicPr>
-                  <pic:blipFill rotWithShape="1">
-                    <a:blip r:embed="rId23">
-                      <a:extLst>
-                        <a:ext uri="{28A0092B-C50C-407E-A947-70E740481C1C}">
-                          <a14:useLocalDpi xmlns:a14="http://schemas.microsoft.com/office/drawing/2010/main" val="0"/>
-                        </a:ext>
-                      </a:extLst>
-                    </a:blip>
-                    <a:srcRect t="4241"/>
-                    <a:stretch/>
+                  <pic:blipFill>
+                    <a:blip r:embed="rId23"/>
+                    <a:stretch>
+                      <a:fillRect/>
+                    </a:stretch>
                   </pic:blipFill>
-                  <pic:spPr bwMode="auto">
+                  <pic:spPr>
                     <a:xfrm>
                       <a:off x="0" y="0"/>
-                      <a:ext cx="4743450" cy="3967480"/>
+                      <a:ext cx="5627226" cy="2432199"/>
                     </a:xfrm>
                     <a:prstGeom prst="rect">
                       <a:avLst/>
                     </a:prstGeom>
-                    <a:ln>
-                      <a:noFill/>
-                    </a:ln>
-                    <a:extLst>
-                      <a:ext uri="{53640926-AAD7-44D8-BBD7-CCE9431645EC}">
-                        <a14:shadowObscured xmlns:a14="http://schemas.microsoft.com/office/drawing/2010/main"/>
-                      </a:ext>
-                    </a:extLst>
                   </pic:spPr>
                 </pic:pic>
               </a:graphicData>
             </a:graphic>
-            <wp14:sizeRelH relativeFrom="page">
-              <wp14:pctWidth>0</wp14:pctWidth>
-            </wp14:sizeRelH>
-            <wp14:sizeRelV relativeFrom="page">
-              <wp14:pctHeight>0</wp14:pctHeight>
-            </wp14:sizeRelV>
-          </wp:anchor>
+          </wp:inline>
         </w:drawing>
       </w:r>
     </w:p>
-    <w:p>
-      <w:pPr>
-        <w:ind w:left="360"/>
-      </w:pPr>
-    </w:p>
-    <w:p>
-      <w:pPr>
-        <w:ind w:left="360"/>
-      </w:pPr>
-    </w:p>
-    <w:p>
-      <w:pPr>
-        <w:ind w:left="360"/>
-      </w:pPr>
-    </w:p>
-    <w:p>
-      <w:pPr>
-        <w:ind w:left="360"/>
-      </w:pPr>
-    </w:p>
-    <w:p>
-      <w:pPr>
-        <w:ind w:left="360"/>
-      </w:pPr>
-    </w:p>
-    <w:p>
-      <w:pPr>
-        <w:ind w:left="360"/>
-      </w:pPr>
-    </w:p>
-    <w:p>
-      <w:pPr>
-        <w:ind w:left="360"/>
-      </w:pPr>
-    </w:p>
-    <w:p>
-      <w:pPr>
-        <w:ind w:left="360"/>
-      </w:pPr>
-    </w:p>
-    <w:p>
-      <w:pPr>
-        <w:ind w:left="360"/>
-      </w:pPr>
-    </w:p>
-    <w:p>
-      <w:pPr>
-        <w:ind w:left="360"/>
-      </w:pPr>
-    </w:p>
-    <w:p>
-      <w:pPr>
-        <w:ind w:left="360"/>
-      </w:pPr>
-    </w:p>
-    <w:p>
-      <w:pPr>
-        <w:ind w:left="360"/>
-      </w:pPr>
-    </w:p>
-    <w:p>
-      <w:pPr>
-        <w:ind w:left="360"/>
-      </w:pPr>
-    </w:p>
+    <w:p/>
     <w:p>
       <w:pPr>
         <w:ind w:left="360"/>
@@ -39404,18 +39462,7 @@
                           <w:iCs w:val="0"/>
                           <w:color w:val="auto"/>
                         </w:rPr>
-                        <w:t>Clases</w:t>
-                      </w:r>
-                      <w:r>
-                        <w:rPr>
-                          <w:rFonts w:ascii="Times New Roman" w:hAnsi="Times New Roman" w:cs="Times New Roman"/>
-                          <w:b/>
-                          <w:bCs/>
-                          <w:i w:val="0"/>
-                          <w:iCs w:val="0"/>
-                          <w:color w:val="auto"/>
-                        </w:rPr>
-                        <w:t xml:space="preserve"> </w:t>
+                        <w:t xml:space="preserve">Clases </w:t>
                       </w:r>
                     </w:p>
                     <w:p>
@@ -39473,7 +39520,7 @@
           <w:numId w:val="1"/>
         </w:numPr>
       </w:pPr>
-      <w:bookmarkStart w:id="102" w:name="_Toc228301723"/>
+      <w:bookmarkStart w:id="90" w:name="_Toc228301723"/>
       <w:r>
         <w:lastRenderedPageBreak/>
         <w:t>CONCLU</w:t>
@@ -39484,7 +39531,7 @@
       <w:r>
         <w:t>IONES</w:t>
       </w:r>
-      <w:bookmarkEnd w:id="102"/>
+      <w:bookmarkEnd w:id="90"/>
     </w:p>
     <w:p>
       <w:pPr>
@@ -39494,7 +39541,7 @@
           <w:bCs/>
         </w:rPr>
       </w:pPr>
-      <w:bookmarkStart w:id="103" w:name="_Hlk228366005"/>
+      <w:bookmarkStart w:id="91" w:name="_Hlk228366005"/>
       <w:r>
         <w:rPr>
           <w:b w:val="0"/>
@@ -39516,7 +39563,44 @@
           <w:b w:val="0"/>
           <w:bCs/>
         </w:rPr>
-        <w:t xml:space="preserve"> de análisis electoral y evaluación de planes de gobierno – Perú 2021 permite centralizar información electoral y política en una plataforma visual e interactiva, facilitando el análisis de resultados, la comparación de candidatos y la evaluación de propuestas de gobierno.</w:t>
+        <w:t xml:space="preserve"> de análisis electoral </w:t>
+      </w:r>
+      <w:r>
+        <w:rPr>
+          <w:b w:val="0"/>
+          <w:bCs/>
+        </w:rPr>
+        <w:t xml:space="preserve">Perú </w:t>
+      </w:r>
+      <w:proofErr w:type="gramStart"/>
+      <w:r>
+        <w:rPr>
+          <w:b w:val="0"/>
+          <w:bCs/>
+        </w:rPr>
+        <w:t>2026</w:t>
+      </w:r>
+      <w:r>
+        <w:rPr>
+          <w:b w:val="0"/>
+          <w:bCs/>
+        </w:rPr>
+        <w:t xml:space="preserve"> </w:t>
+      </w:r>
+      <w:r>
+        <w:rPr>
+          <w:b w:val="0"/>
+          <w:bCs/>
+        </w:rPr>
+        <w:t xml:space="preserve"> permite</w:t>
+      </w:r>
+      <w:proofErr w:type="gramEnd"/>
+      <w:r>
+        <w:rPr>
+          <w:b w:val="0"/>
+          <w:bCs/>
+        </w:rPr>
+        <w:t xml:space="preserve"> centralizar información electoral y política en una plataforma visual e interactiva, facilitando el análisis de resultados, la comparación de candidatos y la evaluación de propuestas de gobierno.</w:t>
       </w:r>
     </w:p>
     <w:p>
@@ -39591,12 +39675,12 @@
           <w:numId w:val="1"/>
         </w:numPr>
       </w:pPr>
-      <w:bookmarkStart w:id="104" w:name="_Toc228301724"/>
-      <w:bookmarkEnd w:id="103"/>
+      <w:bookmarkStart w:id="92" w:name="_Toc228301724"/>
+      <w:bookmarkEnd w:id="91"/>
       <w:r>
         <w:t>RECOMENDACIONES</w:t>
       </w:r>
-      <w:bookmarkEnd w:id="104"/>
+      <w:bookmarkEnd w:id="92"/>
     </w:p>
     <w:p>
       <w:pPr>
@@ -39704,11 +39788,11 @@
           <w:numId w:val="1"/>
         </w:numPr>
       </w:pPr>
-      <w:bookmarkStart w:id="105" w:name="_Toc228301725"/>
+      <w:bookmarkStart w:id="93" w:name="_Toc228301725"/>
       <w:r>
         <w:t>BIBLIOGRAFIA</w:t>
       </w:r>
-      <w:bookmarkEnd w:id="105"/>
+      <w:bookmarkEnd w:id="93"/>
     </w:p>
     <w:p>
       <w:pPr>
@@ -39718,11 +39802,11 @@
           <w:numId w:val="1"/>
         </w:numPr>
       </w:pPr>
-      <w:bookmarkStart w:id="106" w:name="_Toc228301726"/>
+      <w:bookmarkStart w:id="94" w:name="_Toc228301726"/>
       <w:r>
         <w:t>WEBGRAFIA</w:t>
       </w:r>
-      <w:bookmarkEnd w:id="106"/>
+      <w:bookmarkEnd w:id="94"/>
       <w:r>
         <w:t xml:space="preserve"> </w:t>
       </w:r>
